--- a/docs/移交清單.docx
+++ b/docs/移交清單.docx
@@ -58,7 +58,7 @@
       <w:pPr>
         <w:spacing w:after="120"/>
       </w:pPr>
-      <w:hyperlink w:history="1" r:id="rIdg73xujwkbo3o2qfr5v_qh">
+      <w:hyperlink w:history="1" r:id="rId0119ke4yj_iexyxc65v5l">
         <w:r>
           <w:rPr>
             <w:rFonts w:ascii="Microsoft JhengHei" w:cs="Microsoft JhengHei" w:eastAsia="Microsoft JhengHei" w:hAnsi="Microsoft JhengHei"/>
@@ -642,7 +642,7 @@
             </w:tcMar>
           </w:tcPr>
           <w:p>
-            <w:hyperlink w:history="1" r:id="rIdkj2t5w8xdmoy6raberaij">
+            <w:hyperlink w:history="1" r:id="rIdegsrotc-1xois_xhgteem">
               <w:r>
                 <w:rPr>
                   <w:rFonts w:ascii="Microsoft JhengHei" w:cs="Microsoft JhengHei" w:eastAsia="Microsoft JhengHei" w:hAnsi="Microsoft JhengHei"/>
@@ -753,7 +753,7 @@
             </w:tcMar>
           </w:tcPr>
           <w:p>
-            <w:hyperlink w:history="1" r:id="rIdluavekdwkdjtrux7yrkio">
+            <w:hyperlink w:history="1" r:id="rIdcarsplvehwts-tqqppmxj">
               <w:r>
                 <w:rPr>
                   <w:rFonts w:ascii="Microsoft JhengHei" w:cs="Microsoft JhengHei" w:eastAsia="Microsoft JhengHei" w:hAnsi="Microsoft JhengHei"/>
@@ -849,7 +849,7 @@
             </w:tcMar>
           </w:tcPr>
           <w:p>
-            <w:hyperlink w:history="1" r:id="rIdsyipfhtyzkatffdhotmiq">
+            <w:hyperlink w:history="1" r:id="rIddxswfrt7sl5ngok3kt84a">
               <w:r>
                 <w:rPr>
                   <w:rFonts w:ascii="Microsoft JhengHei" w:cs="Microsoft JhengHei" w:eastAsia="Microsoft JhengHei" w:hAnsi="Microsoft JhengHei"/>
@@ -930,7 +930,7 @@
             </w:tcMar>
           </w:tcPr>
           <w:p>
-            <w:hyperlink w:history="1" r:id="rIdscaniit4q2zs6mjcubxdg">
+            <w:hyperlink w:history="1" r:id="rIdps-cpc3u1povrzo6uklrh">
               <w:r>
                 <w:rPr>
                   <w:rFonts w:ascii="Microsoft JhengHei" w:cs="Microsoft JhengHei" w:eastAsia="Microsoft JhengHei" w:hAnsi="Microsoft JhengHei"/>
@@ -1944,7 +1944,7 @@
         </w:rPr>
         <w:t xml:space="preserve">先看 Vercel:</w:t>
       </w:r>
-      <w:hyperlink w:history="1" r:id="rIdy4yr2jkzfr3stu_2d_-9b">
+      <w:hyperlink w:history="1" r:id="rIdv6oxektuhj1zedwxsx1vb">
         <w:r>
           <w:rPr>
             <w:rFonts w:ascii="Microsoft JhengHei" w:cs="Microsoft JhengHei" w:eastAsia="Microsoft JhengHei" w:hAnsi="Microsoft JhengHei"/>
@@ -2033,7 +2033,7 @@
         </w:rPr>
         <w:t xml:space="preserve">看 Supabase:</w:t>
       </w:r>
-      <w:hyperlink w:history="1" r:id="rIdh3and2byohtz4g3xjucrx">
+      <w:hyperlink w:history="1" r:id="rIdrexhbumfayw-uiq9wct4k">
         <w:r>
           <w:rPr>
             <w:rFonts w:ascii="Microsoft JhengHei" w:cs="Microsoft JhengHei" w:eastAsia="Microsoft JhengHei" w:hAnsi="Microsoft JhengHei"/>
@@ -5191,7 +5191,7 @@
               <w:rPr>
                 <w:rFonts w:ascii="Microsoft JhengHei" w:cs="Microsoft JhengHei" w:eastAsia="Microsoft JhengHei" w:hAnsi="Microsoft JhengHei"/>
               </w:rPr>
-              <w:t xml:space="preserve">主管</w:t>
+              <w:t xml:space="preserve">一般員工</w:t>
             </w:r>
           </w:p>
         </w:tc>
@@ -5572,7 +5572,7 @@
               <w:rPr>
                 <w:rFonts w:ascii="Microsoft JhengHei" w:cs="Microsoft JhengHei" w:eastAsia="Microsoft JhengHei" w:hAnsi="Microsoft JhengHei"/>
               </w:rPr>
-              <w:t xml:space="preserve">一般員工</w:t>
+              <w:t xml:space="preserve">主管</w:t>
             </w:r>
           </w:p>
         </w:tc>
@@ -5978,7 +5978,7 @@
               <w:rPr>
                 <w:rFonts w:ascii="Microsoft JhengHei" w:cs="Microsoft JhengHei" w:eastAsia="Microsoft JhengHei" w:hAnsi="Microsoft JhengHei"/>
               </w:rPr>
-              <w:t xml:space="preserve">會計</w:t>
+              <w:t xml:space="preserve">超級管理員</w:t>
             </w:r>
           </w:p>
         </w:tc>
@@ -6081,29 +6081,6 @@
           <w:rFonts w:ascii="Microsoft JhengHei" w:cs="Microsoft JhengHei" w:eastAsia="Microsoft JhengHei" w:hAnsi="Microsoft JhengHei"/>
         </w:rPr>
         <w:t xml:space="preserve">(規格 §2.3 / §8.6)— 目前系統設計上支援多公司,但 UI 只給 NULLA。如果診所 1 / 2 要上線,要做「右上角切換單位」按鈕。估 2-3 小時。</w:t>
-      </w:r>
-    </w:p>
-    <w:p>
-      <w:pPr>
-        <w:pStyle w:val="ListParagraph"/>
-        <w:numPr>
-          <w:ilvl w:val="0"/>
-          <w:numId w:val="3"/>
-        </w:numPr>
-      </w:pPr>
-      <w:r>
-        <w:rPr>
-          <w:rFonts w:ascii="Microsoft JhengHei" w:cs="Microsoft JhengHei" w:eastAsia="Microsoft JhengHei" w:hAnsi="Microsoft JhengHei"/>
-          <w:b/>
-          <w:bCs/>
-        </w:rPr>
-        <w:t xml:space="preserve">管理者身分變更通知</w:t>
-      </w:r>
-      <w:r>
-        <w:rPr>
-          <w:rFonts w:ascii="Microsoft JhengHei" w:cs="Microsoft JhengHei" w:eastAsia="Microsoft JhengHei" w:hAnsi="Microsoft JhengHei"/>
-        </w:rPr>
-        <w:t xml:space="preserve">(規格 §9.1)— 改別人權限時自動寄 email 通知超管 + 會計。目前只有解鎖 / 解綁有寄 audit email,角色變更還沒做。</w:t>
       </w:r>
     </w:p>
     <w:p>

--- a/docs/移交清單.docx
+++ b/docs/移交清單.docx
@@ -58,7 +58,7 @@
       <w:pPr>
         <w:spacing w:after="120"/>
       </w:pPr>
-      <w:hyperlink w:history="1" r:id="rId0119ke4yj_iexyxc65v5l">
+      <w:hyperlink w:history="1" r:id="rIdwmtnmievemdou7tmdc_70">
         <w:r>
           <w:rPr>
             <w:rFonts w:ascii="Microsoft JhengHei" w:cs="Microsoft JhengHei" w:eastAsia="Microsoft JhengHei" w:hAnsi="Microsoft JhengHei"/>
@@ -642,7 +642,7 @@
             </w:tcMar>
           </w:tcPr>
           <w:p>
-            <w:hyperlink w:history="1" r:id="rIdegsrotc-1xois_xhgteem">
+            <w:hyperlink w:history="1" r:id="rIdyl_e82rbhysbi5i12x4t1">
               <w:r>
                 <w:rPr>
                   <w:rFonts w:ascii="Microsoft JhengHei" w:cs="Microsoft JhengHei" w:eastAsia="Microsoft JhengHei" w:hAnsi="Microsoft JhengHei"/>
@@ -753,7 +753,7 @@
             </w:tcMar>
           </w:tcPr>
           <w:p>
-            <w:hyperlink w:history="1" r:id="rIdcarsplvehwts-tqqppmxj">
+            <w:hyperlink w:history="1" r:id="rIdngh42mlq1ajnrjobwo_h7">
               <w:r>
                 <w:rPr>
                   <w:rFonts w:ascii="Microsoft JhengHei" w:cs="Microsoft JhengHei" w:eastAsia="Microsoft JhengHei" w:hAnsi="Microsoft JhengHei"/>
@@ -849,7 +849,7 @@
             </w:tcMar>
           </w:tcPr>
           <w:p>
-            <w:hyperlink w:history="1" r:id="rIddxswfrt7sl5ngok3kt84a">
+            <w:hyperlink w:history="1" r:id="rIdljbus3z5ljils_ejwprlk">
               <w:r>
                 <w:rPr>
                   <w:rFonts w:ascii="Microsoft JhengHei" w:cs="Microsoft JhengHei" w:eastAsia="Microsoft JhengHei" w:hAnsi="Microsoft JhengHei"/>
@@ -930,7 +930,7 @@
             </w:tcMar>
           </w:tcPr>
           <w:p>
-            <w:hyperlink w:history="1" r:id="rIdps-cpc3u1povrzo6uklrh">
+            <w:hyperlink w:history="1" r:id="rIdb5fue_wsh6f5cfpu_nwob">
               <w:r>
                 <w:rPr>
                   <w:rFonts w:ascii="Microsoft JhengHei" w:cs="Microsoft JhengHei" w:eastAsia="Microsoft JhengHei" w:hAnsi="Microsoft JhengHei"/>
@@ -1944,7 +1944,7 @@
         </w:rPr>
         <w:t xml:space="preserve">先看 Vercel:</w:t>
       </w:r>
-      <w:hyperlink w:history="1" r:id="rIdv6oxektuhj1zedwxsx1vb">
+      <w:hyperlink w:history="1" r:id="rIdi4sizet7pgjf5qfy2vwql">
         <w:r>
           <w:rPr>
             <w:rFonts w:ascii="Microsoft JhengHei" w:cs="Microsoft JhengHei" w:eastAsia="Microsoft JhengHei" w:hAnsi="Microsoft JhengHei"/>
@@ -2033,7 +2033,7 @@
         </w:rPr>
         <w:t xml:space="preserve">看 Supabase:</w:t>
       </w:r>
-      <w:hyperlink w:history="1" r:id="rIdrexhbumfayw-uiq9wct4k">
+      <w:hyperlink w:history="1" r:id="rIdu6ioffzqvsli4mxhuz0tr">
         <w:r>
           <w:rPr>
             <w:rFonts w:ascii="Microsoft JhengHei" w:cs="Microsoft JhengHei" w:eastAsia="Microsoft JhengHei" w:hAnsi="Microsoft JhengHei"/>
@@ -5191,7 +5191,7 @@
               <w:rPr>
                 <w:rFonts w:ascii="Microsoft JhengHei" w:cs="Microsoft JhengHei" w:eastAsia="Microsoft JhengHei" w:hAnsi="Microsoft JhengHei"/>
               </w:rPr>
-              <w:t xml:space="preserve">一般員工</w:t>
+              <w:t xml:space="preserve">主管</w:t>
             </w:r>
           </w:p>
         </w:tc>

--- a/docs/移交清單.docx
+++ b/docs/移交清單.docx
@@ -58,7 +58,7 @@
       <w:pPr>
         <w:spacing w:after="120"/>
       </w:pPr>
-      <w:hyperlink w:history="1" r:id="rIdwmtnmievemdou7tmdc_70">
+      <w:hyperlink w:history="1" r:id="rIdmxtpbxrr-0jm9w8wzouzy">
         <w:r>
           <w:rPr>
             <w:rFonts w:ascii="Microsoft JhengHei" w:cs="Microsoft JhengHei" w:eastAsia="Microsoft JhengHei" w:hAnsi="Microsoft JhengHei"/>
@@ -642,7 +642,7 @@
             </w:tcMar>
           </w:tcPr>
           <w:p>
-            <w:hyperlink w:history="1" r:id="rIdyl_e82rbhysbi5i12x4t1">
+            <w:hyperlink w:history="1" r:id="rIdssbxwmx5fdoqnbuu0ynbb">
               <w:r>
                 <w:rPr>
                   <w:rFonts w:ascii="Microsoft JhengHei" w:cs="Microsoft JhengHei" w:eastAsia="Microsoft JhengHei" w:hAnsi="Microsoft JhengHei"/>
@@ -753,7 +753,7 @@
             </w:tcMar>
           </w:tcPr>
           <w:p>
-            <w:hyperlink w:history="1" r:id="rIdngh42mlq1ajnrjobwo_h7">
+            <w:hyperlink w:history="1" r:id="rId9fif5x6psellvltztzuea">
               <w:r>
                 <w:rPr>
                   <w:rFonts w:ascii="Microsoft JhengHei" w:cs="Microsoft JhengHei" w:eastAsia="Microsoft JhengHei" w:hAnsi="Microsoft JhengHei"/>
@@ -849,7 +849,7 @@
             </w:tcMar>
           </w:tcPr>
           <w:p>
-            <w:hyperlink w:history="1" r:id="rIdljbus3z5ljils_ejwprlk">
+            <w:hyperlink w:history="1" r:id="rIdzh1nqmhxgrs57pga1fcr_">
               <w:r>
                 <w:rPr>
                   <w:rFonts w:ascii="Microsoft JhengHei" w:cs="Microsoft JhengHei" w:eastAsia="Microsoft JhengHei" w:hAnsi="Microsoft JhengHei"/>
@@ -930,7 +930,7 @@
             </w:tcMar>
           </w:tcPr>
           <w:p>
-            <w:hyperlink w:history="1" r:id="rIdb5fue_wsh6f5cfpu_nwob">
+            <w:hyperlink w:history="1" r:id="rIdf1-3rbt1ngeskftluhmlr">
               <w:r>
                 <w:rPr>
                   <w:rFonts w:ascii="Microsoft JhengHei" w:cs="Microsoft JhengHei" w:eastAsia="Microsoft JhengHei" w:hAnsi="Microsoft JhengHei"/>
@@ -1944,7 +1944,7 @@
         </w:rPr>
         <w:t xml:space="preserve">先看 Vercel:</w:t>
       </w:r>
-      <w:hyperlink w:history="1" r:id="rIdi4sizet7pgjf5qfy2vwql">
+      <w:hyperlink w:history="1" r:id="rIdkjl1hy7jgku3upewyirrk">
         <w:r>
           <w:rPr>
             <w:rFonts w:ascii="Microsoft JhengHei" w:cs="Microsoft JhengHei" w:eastAsia="Microsoft JhengHei" w:hAnsi="Microsoft JhengHei"/>
@@ -2033,7 +2033,7 @@
         </w:rPr>
         <w:t xml:space="preserve">看 Supabase:</w:t>
       </w:r>
-      <w:hyperlink w:history="1" r:id="rIdu6ioffzqvsli4mxhuz0tr">
+      <w:hyperlink w:history="1" r:id="rIdp091ec4_3xgtlymf7k35z">
         <w:r>
           <w:rPr>
             <w:rFonts w:ascii="Microsoft JhengHei" w:cs="Microsoft JhengHei" w:eastAsia="Microsoft JhengHei" w:hAnsi="Microsoft JhengHei"/>
@@ -8730,6 +8730,860 @@
           <w:rFonts w:ascii="Microsoft JhengHei" w:cs="Microsoft JhengHei" w:eastAsia="Microsoft JhengHei" w:hAnsi="Microsoft JhengHei"/>
         </w:rPr>
         <w:t xml:space="preserve"/>
+      </w:r>
+    </w:p>
+    <w:p>
+      <w:pPr>
+        <w:pBdr>
+          <w:bottom w:val="single" w:color="BBBBBB" w:sz="6" w:space="1"/>
+        </w:pBdr>
+      </w:pPr>
+    </w:p>
+    <w:p>
+      <w:pPr>
+        <w:pStyle w:val="Heading2"/>
+      </w:pPr>
+      <w:r>
+        <w:rPr>
+          <w:rFonts w:ascii="Microsoft JhengHei" w:cs="Microsoft JhengHei" w:eastAsia="Microsoft JhengHei" w:hAnsi="Microsoft JhengHei"/>
+        </w:rPr>
+        <w:t xml:space="preserve">附錄 C:初次上線執行清單</w:t>
+      </w:r>
+    </w:p>
+    <w:p>
+      <w:pPr>
+        <w:spacing w:after="120"/>
+      </w:pPr>
+      <w:r>
+        <w:rPr>
+          <w:rFonts w:ascii="Microsoft JhengHei" w:cs="Microsoft JhengHei" w:eastAsia="Microsoft JhengHei" w:hAnsi="Microsoft JhengHei"/>
+        </w:rPr>
+        <w:t xml:space="preserve">系統第一次給一群同事使用時的執行步驟。NULLA 公司 2026-05 上線時用過,
+未來如果有新組織(例如診所 1 / 2)上線,可參考同樣流程。</w:t>
+      </w:r>
+    </w:p>
+    <w:p>
+      <w:pPr>
+        <w:pStyle w:val="Heading3"/>
+      </w:pPr>
+      <w:r>
+        <w:rPr>
+          <w:rFonts w:ascii="Microsoft JhengHei" w:cs="Microsoft JhengHei" w:eastAsia="Microsoft JhengHei" w:hAnsi="Microsoft JhengHei"/>
+        </w:rPr>
+        <w:t xml:space="preserve">C.1 上線前一天:清測試資料</w:t>
+      </w:r>
+    </w:p>
+    <w:p>
+      <w:pPr>
+        <w:spacing w:after="120"/>
+      </w:pPr>
+      <w:r>
+        <w:rPr>
+          <w:rFonts w:ascii="Microsoft JhengHei" w:cs="Microsoft JhengHei" w:eastAsia="Microsoft JhengHei" w:hAnsi="Microsoft JhengHei"/>
+        </w:rPr>
+        <w:t xml:space="preserve">如果開發過程中有測試 row、假員工、測試評核,要先清掉讓正式上線是乾淨狀態。</w:t>
+      </w:r>
+    </w:p>
+    <w:p>
+      <w:pPr>
+        <w:spacing w:after="120"/>
+      </w:pPr>
+      <w:r>
+        <w:rPr>
+          <w:rFonts w:ascii="Microsoft JhengHei" w:cs="Microsoft JhengHei" w:eastAsia="Microsoft JhengHei" w:hAnsi="Microsoft JhengHei"/>
+          <w:b/>
+          <w:bCs/>
+        </w:rPr>
+        <w:t xml:space="preserve">只清「本月評核」、保留歷史月份</w:t>
+      </w:r>
+      <w:r>
+        <w:rPr>
+          <w:rFonts w:ascii="Microsoft JhengHei" w:cs="Microsoft JhengHei" w:eastAsia="Microsoft JhengHei" w:hAnsi="Microsoft JhengHei"/>
+        </w:rPr>
+        <w:t xml:space="preserve">的 SQL(以 NULLA 公司 2026 年 5 月為例):</w:t>
+      </w:r>
+    </w:p>
+    <w:p>
+      <w:pPr>
+        <w:shd w:fill="F4F4F5" w:val="clear"/>
+      </w:pPr>
+      <w:r>
+        <w:rPr>
+          <w:rFonts w:ascii="Consolas" w:cs="Consolas" w:eastAsia="Consolas" w:hAnsi="Consolas"/>
+          <w:sz w:val="20"/>
+          <w:szCs w:val="20"/>
+        </w:rPr>
+        <w:t xml:space="preserve">DO $$</w:t>
+      </w:r>
+    </w:p>
+    <w:p>
+      <w:pPr>
+        <w:shd w:fill="F4F4F5" w:val="clear"/>
+      </w:pPr>
+      <w:r>
+        <w:rPr>
+          <w:rFonts w:ascii="Consolas" w:cs="Consolas" w:eastAsia="Consolas" w:hAnsi="Consolas"/>
+          <w:sz w:val="20"/>
+          <w:szCs w:val="20"/>
+        </w:rPr>
+        <w:t xml:space="preserve">DECLARE</w:t>
+      </w:r>
+    </w:p>
+    <w:p>
+      <w:pPr>
+        <w:shd w:fill="F4F4F5" w:val="clear"/>
+      </w:pPr>
+      <w:r>
+        <w:rPr>
+          <w:rFonts w:ascii="Consolas" w:cs="Consolas" w:eastAsia="Consolas" w:hAnsi="Consolas"/>
+          <w:sz w:val="20"/>
+          <w:szCs w:val="20"/>
+        </w:rPr>
+        <w:t xml:space="preserve">    v_org_id uuid;</w:t>
+      </w:r>
+    </w:p>
+    <w:p>
+      <w:pPr>
+        <w:shd w:fill="F4F4F5" w:val="clear"/>
+      </w:pPr>
+      <w:r>
+        <w:rPr>
+          <w:rFonts w:ascii="Consolas" w:cs="Consolas" w:eastAsia="Consolas" w:hAnsi="Consolas"/>
+          <w:sz w:val="20"/>
+          <w:szCs w:val="20"/>
+        </w:rPr>
+        <w:t xml:space="preserve">BEGIN</w:t>
+      </w:r>
+    </w:p>
+    <w:p>
+      <w:pPr>
+        <w:shd w:fill="F4F4F5" w:val="clear"/>
+      </w:pPr>
+      <w:r>
+        <w:rPr>
+          <w:rFonts w:ascii="Consolas" w:cs="Consolas" w:eastAsia="Consolas" w:hAnsi="Consolas"/>
+          <w:sz w:val="20"/>
+          <w:szCs w:val="20"/>
+        </w:rPr>
+        <w:t xml:space="preserve">    SELECT id INTO v_org_id FROM organizations WHERE code = 'NULLA';</w:t>
+      </w:r>
+    </w:p>
+    <w:p>
+      <w:pPr>
+        <w:shd w:fill="F4F4F5" w:val="clear"/>
+      </w:pPr>
+      <w:r>
+        <w:rPr>
+          <w:rFonts w:ascii="Consolas" w:cs="Consolas" w:eastAsia="Consolas" w:hAnsi="Consolas"/>
+          <w:sz w:val="20"/>
+          <w:szCs w:val="20"/>
+        </w:rPr>
+        <w:t xml:space="preserve"/>
+      </w:r>
+    </w:p>
+    <w:p>
+      <w:pPr>
+        <w:shd w:fill="F4F4F5" w:val="clear"/>
+      </w:pPr>
+      <w:r>
+        <w:rPr>
+          <w:rFonts w:ascii="Consolas" w:cs="Consolas" w:eastAsia="Consolas" w:hAnsi="Consolas"/>
+          <w:sz w:val="20"/>
+          <w:szCs w:val="20"/>
+        </w:rPr>
+        <w:t xml:space="preserve">    ALTER TABLE evaluation_logs DISABLE TRIGGER trg_prevent_evaluation_logs_delete;</w:t>
+      </w:r>
+    </w:p>
+    <w:p>
+      <w:pPr>
+        <w:shd w:fill="F4F4F5" w:val="clear"/>
+      </w:pPr>
+      <w:r>
+        <w:rPr>
+          <w:rFonts w:ascii="Consolas" w:cs="Consolas" w:eastAsia="Consolas" w:hAnsi="Consolas"/>
+          <w:sz w:val="20"/>
+          <w:szCs w:val="20"/>
+        </w:rPr>
+        <w:t xml:space="preserve">    ALTER TABLE evaluation_logs DISABLE TRIGGER trg_prevent_evaluation_logs_update;</w:t>
+      </w:r>
+    </w:p>
+    <w:p>
+      <w:pPr>
+        <w:shd w:fill="F4F4F5" w:val="clear"/>
+      </w:pPr>
+      <w:r>
+        <w:rPr>
+          <w:rFonts w:ascii="Consolas" w:cs="Consolas" w:eastAsia="Consolas" w:hAnsi="Consolas"/>
+          <w:sz w:val="20"/>
+          <w:szCs w:val="20"/>
+        </w:rPr>
+        <w:t xml:space="preserve"/>
+      </w:r>
+    </w:p>
+    <w:p>
+      <w:pPr>
+        <w:shd w:fill="F4F4F5" w:val="clear"/>
+      </w:pPr>
+      <w:r>
+        <w:rPr>
+          <w:rFonts w:ascii="Consolas" w:cs="Consolas" w:eastAsia="Consolas" w:hAnsi="Consolas"/>
+          <w:sz w:val="20"/>
+          <w:szCs w:val="20"/>
+        </w:rPr>
+        <w:t xml:space="preserve">    DELETE FROM evaluation_logs WHERE evaluation_id IN (</w:t>
+      </w:r>
+    </w:p>
+    <w:p>
+      <w:pPr>
+        <w:shd w:fill="F4F4F5" w:val="clear"/>
+      </w:pPr>
+      <w:r>
+        <w:rPr>
+          <w:rFonts w:ascii="Consolas" w:cs="Consolas" w:eastAsia="Consolas" w:hAnsi="Consolas"/>
+          <w:sz w:val="20"/>
+          <w:szCs w:val="20"/>
+        </w:rPr>
+        <w:t xml:space="preserve">        SELECT id FROM evaluations WHERE period_id IN (</w:t>
+      </w:r>
+    </w:p>
+    <w:p>
+      <w:pPr>
+        <w:shd w:fill="F4F4F5" w:val="clear"/>
+      </w:pPr>
+      <w:r>
+        <w:rPr>
+          <w:rFonts w:ascii="Consolas" w:cs="Consolas" w:eastAsia="Consolas" w:hAnsi="Consolas"/>
+          <w:sz w:val="20"/>
+          <w:szCs w:val="20"/>
+        </w:rPr>
+        <w:t xml:space="preserve">            SELECT id FROM evaluation_periods</w:t>
+      </w:r>
+    </w:p>
+    <w:p>
+      <w:pPr>
+        <w:shd w:fill="F4F4F5" w:val="clear"/>
+      </w:pPr>
+      <w:r>
+        <w:rPr>
+          <w:rFonts w:ascii="Consolas" w:cs="Consolas" w:eastAsia="Consolas" w:hAnsi="Consolas"/>
+          <w:sz w:val="20"/>
+          <w:szCs w:val="20"/>
+        </w:rPr>
+        <w:t xml:space="preserve">            WHERE org_id = v_org_id AND year = 2026 AND month = 5</w:t>
+      </w:r>
+    </w:p>
+    <w:p>
+      <w:pPr>
+        <w:shd w:fill="F4F4F5" w:val="clear"/>
+      </w:pPr>
+      <w:r>
+        <w:rPr>
+          <w:rFonts w:ascii="Consolas" w:cs="Consolas" w:eastAsia="Consolas" w:hAnsi="Consolas"/>
+          <w:sz w:val="20"/>
+          <w:szCs w:val="20"/>
+        </w:rPr>
+        <w:t xml:space="preserve">        )</w:t>
+      </w:r>
+    </w:p>
+    <w:p>
+      <w:pPr>
+        <w:shd w:fill="F4F4F5" w:val="clear"/>
+      </w:pPr>
+      <w:r>
+        <w:rPr>
+          <w:rFonts w:ascii="Consolas" w:cs="Consolas" w:eastAsia="Consolas" w:hAnsi="Consolas"/>
+          <w:sz w:val="20"/>
+          <w:szCs w:val="20"/>
+        </w:rPr>
+        <w:t xml:space="preserve">    );</w:t>
+      </w:r>
+    </w:p>
+    <w:p>
+      <w:pPr>
+        <w:shd w:fill="F4F4F5" w:val="clear"/>
+      </w:pPr>
+      <w:r>
+        <w:rPr>
+          <w:rFonts w:ascii="Consolas" w:cs="Consolas" w:eastAsia="Consolas" w:hAnsi="Consolas"/>
+          <w:sz w:val="20"/>
+          <w:szCs w:val="20"/>
+        </w:rPr>
+        <w:t xml:space="preserve">    DELETE FROM evaluations WHERE period_id IN (</w:t>
+      </w:r>
+    </w:p>
+    <w:p>
+      <w:pPr>
+        <w:shd w:fill="F4F4F5" w:val="clear"/>
+      </w:pPr>
+      <w:r>
+        <w:rPr>
+          <w:rFonts w:ascii="Consolas" w:cs="Consolas" w:eastAsia="Consolas" w:hAnsi="Consolas"/>
+          <w:sz w:val="20"/>
+          <w:szCs w:val="20"/>
+        </w:rPr>
+        <w:t xml:space="preserve">        SELECT id FROM evaluation_periods</w:t>
+      </w:r>
+    </w:p>
+    <w:p>
+      <w:pPr>
+        <w:shd w:fill="F4F4F5" w:val="clear"/>
+      </w:pPr>
+      <w:r>
+        <w:rPr>
+          <w:rFonts w:ascii="Consolas" w:cs="Consolas" w:eastAsia="Consolas" w:hAnsi="Consolas"/>
+          <w:sz w:val="20"/>
+          <w:szCs w:val="20"/>
+        </w:rPr>
+        <w:t xml:space="preserve">        WHERE org_id = v_org_id AND year = 2026 AND month = 5</w:t>
+      </w:r>
+    </w:p>
+    <w:p>
+      <w:pPr>
+        <w:shd w:fill="F4F4F5" w:val="clear"/>
+      </w:pPr>
+      <w:r>
+        <w:rPr>
+          <w:rFonts w:ascii="Consolas" w:cs="Consolas" w:eastAsia="Consolas" w:hAnsi="Consolas"/>
+          <w:sz w:val="20"/>
+          <w:szCs w:val="20"/>
+        </w:rPr>
+        <w:t xml:space="preserve">    );</w:t>
+      </w:r>
+    </w:p>
+    <w:p>
+      <w:pPr>
+        <w:shd w:fill="F4F4F5" w:val="clear"/>
+      </w:pPr>
+      <w:r>
+        <w:rPr>
+          <w:rFonts w:ascii="Consolas" w:cs="Consolas" w:eastAsia="Consolas" w:hAnsi="Consolas"/>
+          <w:sz w:val="20"/>
+          <w:szCs w:val="20"/>
+        </w:rPr>
+        <w:t xml:space="preserve">    DELETE FROM evaluation_periods</w:t>
+      </w:r>
+    </w:p>
+    <w:p>
+      <w:pPr>
+        <w:shd w:fill="F4F4F5" w:val="clear"/>
+      </w:pPr>
+      <w:r>
+        <w:rPr>
+          <w:rFonts w:ascii="Consolas" w:cs="Consolas" w:eastAsia="Consolas" w:hAnsi="Consolas"/>
+          <w:sz w:val="20"/>
+          <w:szCs w:val="20"/>
+        </w:rPr>
+        <w:t xml:space="preserve">    WHERE org_id = v_org_id AND year = 2026 AND month = 5;</w:t>
+      </w:r>
+    </w:p>
+    <w:p>
+      <w:pPr>
+        <w:shd w:fill="F4F4F5" w:val="clear"/>
+      </w:pPr>
+      <w:r>
+        <w:rPr>
+          <w:rFonts w:ascii="Consolas" w:cs="Consolas" w:eastAsia="Consolas" w:hAnsi="Consolas"/>
+          <w:sz w:val="20"/>
+          <w:szCs w:val="20"/>
+        </w:rPr>
+        <w:t xml:space="preserve"/>
+      </w:r>
+    </w:p>
+    <w:p>
+      <w:pPr>
+        <w:shd w:fill="F4F4F5" w:val="clear"/>
+      </w:pPr>
+      <w:r>
+        <w:rPr>
+          <w:rFonts w:ascii="Consolas" w:cs="Consolas" w:eastAsia="Consolas" w:hAnsi="Consolas"/>
+          <w:sz w:val="20"/>
+          <w:szCs w:val="20"/>
+        </w:rPr>
+        <w:t xml:space="preserve">    ALTER TABLE evaluation_logs ENABLE TRIGGER trg_prevent_evaluation_logs_delete;</w:t>
+      </w:r>
+    </w:p>
+    <w:p>
+      <w:pPr>
+        <w:shd w:fill="F4F4F5" w:val="clear"/>
+      </w:pPr>
+      <w:r>
+        <w:rPr>
+          <w:rFonts w:ascii="Consolas" w:cs="Consolas" w:eastAsia="Consolas" w:hAnsi="Consolas"/>
+          <w:sz w:val="20"/>
+          <w:szCs w:val="20"/>
+        </w:rPr>
+        <w:t xml:space="preserve">    ALTER TABLE evaluation_logs ENABLE TRIGGER trg_prevent_evaluation_logs_update;</w:t>
+      </w:r>
+    </w:p>
+    <w:p>
+      <w:pPr>
+        <w:shd w:fill="F4F4F5" w:val="clear"/>
+      </w:pPr>
+      <w:r>
+        <w:rPr>
+          <w:rFonts w:ascii="Consolas" w:cs="Consolas" w:eastAsia="Consolas" w:hAnsi="Consolas"/>
+          <w:sz w:val="20"/>
+          <w:szCs w:val="20"/>
+        </w:rPr>
+        <w:t xml:space="preserve">END $$;</w:t>
+      </w:r>
+    </w:p>
+    <w:p>
+      <w:pPr>
+        <w:spacing w:after="120"/>
+      </w:pPr>
+      <w:r>
+        <w:rPr>
+          <w:rFonts w:ascii="Microsoft JhengHei" w:cs="Microsoft JhengHei" w:eastAsia="Microsoft JhengHei" w:hAnsi="Microsoft JhengHei"/>
+        </w:rPr>
+        <w:t xml:space="preserve">去 Supabase Dashboard → SQL Editor → 貼上 → Run。年/月/公司 code 視情況調整。</w:t>
+      </w:r>
+    </w:p>
+    <w:p>
+      <w:pPr>
+        <w:pStyle w:val="Heading3"/>
+      </w:pPr>
+      <w:r>
+        <w:rPr>
+          <w:rFonts w:ascii="Microsoft JhengHei" w:cs="Microsoft JhengHei" w:eastAsia="Microsoft JhengHei" w:hAnsi="Microsoft JhengHei"/>
+        </w:rPr>
+        <w:t xml:space="preserve">C.2 上線當天:對同事說明</w:t>
+      </w:r>
+    </w:p>
+    <w:p>
+      <w:pPr>
+        <w:spacing w:after="120"/>
+      </w:pPr>
+      <w:r>
+        <w:rPr>
+          <w:rFonts w:ascii="Microsoft JhengHei" w:cs="Microsoft JhengHei" w:eastAsia="Microsoft JhengHei" w:hAnsi="Microsoft JhengHei"/>
+        </w:rPr>
+        <w:t xml:space="preserve">跟每位同事說兩件事:</w:t>
+      </w:r>
+    </w:p>
+    <w:p>
+      <w:pPr>
+        <w:pStyle w:val="ListParagraph"/>
+        <w:numPr>
+          <w:ilvl w:val="0"/>
+          <w:numId w:val="3"/>
+        </w:numPr>
+      </w:pPr>
+      <w:r>
+        <w:rPr>
+          <w:rFonts w:ascii="Microsoft JhengHei" w:cs="Microsoft JhengHei" w:eastAsia="Microsoft JhengHei" w:hAnsi="Microsoft JhengHei"/>
+        </w:rPr>
+        <w:t xml:space="preserve">在 LINE 加 bot </w:t>
+      </w:r>
+      <w:r>
+        <w:rPr>
+          <w:rFonts w:ascii="Consolas" w:cs="Consolas" w:eastAsia="Consolas" w:hAnsi="Consolas"/>
+          <w:b/>
+          <w:bCs/>
+          <w:sz w:val="20"/>
+          <w:szCs w:val="20"/>
+          <w:shd w:fill="F4F4F5" w:val="clear"/>
+        </w:rPr>
+        <w:t xml:space="preserve">@315kvthv</w:t>
+      </w:r>
+      <w:r>
+        <w:rPr>
+          <w:rFonts w:ascii="Microsoft JhengHei" w:cs="Microsoft JhengHei" w:eastAsia="Microsoft JhengHei" w:hAnsi="Microsoft JhengHei"/>
+        </w:rPr>
+        <w:t xml:space="preserve">(Nulla Announce)為好友 — 沒加好友會收不到系統推播</w:t>
+      </w:r>
+    </w:p>
+    <w:p>
+      <w:pPr>
+        <w:pStyle w:val="ListParagraph"/>
+        <w:numPr>
+          <w:ilvl w:val="0"/>
+          <w:numId w:val="3"/>
+        </w:numPr>
+      </w:pPr>
+      <w:r>
+        <w:rPr>
+          <w:rFonts w:ascii="Microsoft JhengHei" w:cs="Microsoft JhengHei" w:eastAsia="Microsoft JhengHei" w:hAnsi="Microsoft JhengHei"/>
+        </w:rPr>
+        <w:t xml:space="preserve">打開 </w:t>
+      </w:r>
+      <w:hyperlink w:history="1" r:id="rIdh7blusvim488htrw1c203">
+        <w:r>
+          <w:rPr>
+            <w:rFonts w:ascii="Microsoft JhengHei" w:cs="Microsoft JhengHei" w:eastAsia="Microsoft JhengHei" w:hAnsi="Microsoft JhengHei"/>
+            <w:color w:val="0563C1"/>
+            <w:u w:val="single"/>
+          </w:rPr>
+          <w:t xml:space="preserve">https://nulla-eval-system.vercel.app</w:t>
+        </w:r>
+      </w:hyperlink>
+      <w:r>
+        <w:rPr>
+          <w:rFonts w:ascii="Microsoft JhengHei" w:cs="Microsoft JhengHei" w:eastAsia="Microsoft JhengHei" w:hAnsi="Microsoft JhengHei"/>
+        </w:rPr>
+        <w:t xml:space="preserve"> → 點 LINE 登入 → 輸入自己的員工編號完成綁定(只需做一次)</w:t>
+      </w:r>
+    </w:p>
+    <w:p>
+      <w:pPr>
+        <w:pStyle w:val="Heading3"/>
+      </w:pPr>
+      <w:r>
+        <w:rPr>
+          <w:rFonts w:ascii="Microsoft JhengHei" w:cs="Microsoft JhengHei" w:eastAsia="Microsoft JhengHei" w:hAnsi="Microsoft JhengHei"/>
+        </w:rPr>
+        <w:t xml:space="preserve">C.3 確認綁定完成</w:t>
+      </w:r>
+    </w:p>
+    <w:p>
+      <w:pPr>
+        <w:spacing w:after="120"/>
+      </w:pPr>
+      <w:r>
+        <w:rPr>
+          <w:rFonts w:ascii="Microsoft JhengHei" w:cs="Microsoft JhengHei" w:eastAsia="Microsoft JhengHei" w:hAnsi="Microsoft JhengHei"/>
+        </w:rPr>
+        <w:t xml:space="preserve">跟每位同事口頭確認他們綁好了(看到 "Hello, Nulla" 首頁就表示綁好)。如果有人卡住沒進首頁,通常是:</w:t>
+      </w:r>
+    </w:p>
+    <w:p>
+      <w:pPr>
+        <w:pStyle w:val="ListParagraph"/>
+        <w:numPr>
+          <w:ilvl w:val="0"/>
+          <w:numId w:val="2"/>
+        </w:numPr>
+      </w:pPr>
+      <w:r>
+        <w:rPr>
+          <w:rFonts w:ascii="Microsoft JhengHei" w:cs="Microsoft JhengHei" w:eastAsia="Microsoft JhengHei" w:hAnsi="Microsoft JhengHei"/>
+        </w:rPr>
+        <w:t xml:space="preserve">沒加 bot 好友 → 補加</w:t>
+      </w:r>
+    </w:p>
+    <w:p>
+      <w:pPr>
+        <w:pStyle w:val="ListParagraph"/>
+        <w:numPr>
+          <w:ilvl w:val="0"/>
+          <w:numId w:val="2"/>
+        </w:numPr>
+      </w:pPr>
+      <w:r>
+        <w:rPr>
+          <w:rFonts w:ascii="Microsoft JhengHei" w:cs="Microsoft JhengHei" w:eastAsia="Microsoft JhengHei" w:hAnsi="Microsoft JhengHei"/>
+        </w:rPr>
+        <w:t xml:space="preserve">員工編號打錯 → 重輸</w:t>
+      </w:r>
+    </w:p>
+    <w:p>
+      <w:pPr>
+        <w:pStyle w:val="ListParagraph"/>
+        <w:numPr>
+          <w:ilvl w:val="0"/>
+          <w:numId w:val="2"/>
+        </w:numPr>
+      </w:pPr>
+      <w:r>
+        <w:rPr>
+          <w:rFonts w:ascii="Microsoft JhengHei" w:cs="Microsoft JhengHei" w:eastAsia="Microsoft JhengHei" w:hAnsi="Microsoft JhengHei"/>
+        </w:rPr>
+        <w:t xml:space="preserve">已被別人綁走(罕見) → 進 /admin/employees 編輯該員工 → 解除 LINE 綁定後請他重綁</w:t>
+      </w:r>
+    </w:p>
+    <w:p>
+      <w:pPr>
+        <w:pStyle w:val="Heading3"/>
+      </w:pPr>
+      <w:r>
+        <w:rPr>
+          <w:rFonts w:ascii="Microsoft JhengHei" w:cs="Microsoft JhengHei" w:eastAsia="Microsoft JhengHei" w:hAnsi="Microsoft JhengHei"/>
+        </w:rPr>
+        <w:t xml:space="preserve">C.4 啟動本月評核</w:t>
+      </w:r>
+    </w:p>
+    <w:p>
+      <w:pPr>
+        <w:spacing w:after="120"/>
+      </w:pPr>
+      <w:r>
+        <w:rPr>
+          <w:rFonts w:ascii="Microsoft JhengHei" w:cs="Microsoft JhengHei" w:eastAsia="Microsoft JhengHei" w:hAnsi="Microsoft JhengHei"/>
+        </w:rPr>
+        <w:t xml:space="preserve">進 </w:t>
+      </w:r>
+      <w:r>
+        <w:rPr>
+          <w:rFonts w:ascii="Consolas" w:cs="Consolas" w:eastAsia="Consolas" w:hAnsi="Consolas"/>
+          <w:sz w:val="20"/>
+          <w:szCs w:val="20"/>
+          <w:shd w:fill="F4F4F5" w:val="clear"/>
+        </w:rPr>
+        <w:t xml:space="preserve">/admin/evaluations</w:t>
+      </w:r>
+      <w:r>
+        <w:rPr>
+          <w:rFonts w:ascii="Microsoft JhengHei" w:cs="Microsoft JhengHei" w:eastAsia="Microsoft JhengHei" w:hAnsi="Microsoft JhengHei"/>
+        </w:rPr>
+        <w:t xml:space="preserve">:</w:t>
+      </w:r>
+    </w:p>
+    <w:p>
+      <w:pPr>
+        <w:pStyle w:val="ListParagraph"/>
+        <w:numPr>
+          <w:ilvl w:val="0"/>
+          <w:numId w:val="3"/>
+        </w:numPr>
+      </w:pPr>
+      <w:r>
+        <w:rPr>
+          <w:rFonts w:ascii="Microsoft JhengHei" w:cs="Microsoft JhengHei" w:eastAsia="Microsoft JhengHei" w:hAnsi="Microsoft JhengHei"/>
+        </w:rPr>
+        <w:t xml:space="preserve">看到「啟動本月評核」表單</w:t>
+      </w:r>
+    </w:p>
+    <w:p>
+      <w:pPr>
+        <w:pStyle w:val="ListParagraph"/>
+        <w:numPr>
+          <w:ilvl w:val="0"/>
+          <w:numId w:val="3"/>
+        </w:numPr>
+      </w:pPr>
+      <w:r>
+        <w:rPr>
+          <w:rFonts w:ascii="Microsoft JhengHei" w:cs="Microsoft JhengHei" w:eastAsia="Microsoft JhengHei" w:hAnsi="Microsoft JhengHei"/>
+        </w:rPr>
+        <w:t xml:space="preserve">選截止日(通常選本月最後一天 23:59)</w:t>
+      </w:r>
+    </w:p>
+    <w:p>
+      <w:pPr>
+        <w:pStyle w:val="ListParagraph"/>
+        <w:numPr>
+          <w:ilvl w:val="0"/>
+          <w:numId w:val="3"/>
+        </w:numPr>
+      </w:pPr>
+      <w:r>
+        <w:rPr>
+          <w:rFonts w:ascii="Microsoft JhengHei" w:cs="Microsoft JhengHei" w:eastAsia="Microsoft JhengHei" w:hAnsi="Microsoft JhengHei"/>
+        </w:rPr>
+        <w:t xml:space="preserve">按啟動</w:t>
+      </w:r>
+    </w:p>
+    <w:p>
+      <w:pPr>
+        <w:pStyle w:val="ListParagraph"/>
+        <w:numPr>
+          <w:ilvl w:val="0"/>
+          <w:numId w:val="3"/>
+        </w:numPr>
+      </w:pPr>
+      <w:r>
+        <w:rPr>
+          <w:rFonts w:ascii="Microsoft JhengHei" w:cs="Microsoft JhengHei" w:eastAsia="Microsoft JhengHei" w:hAnsi="Microsoft JhengHei"/>
+        </w:rPr>
+        <w:t xml:space="preserve">系統會自動寄 LINE + Email 通知所有員工開始填自評</w:t>
+      </w:r>
+    </w:p>
+    <w:p>
+      <w:pPr>
+        <w:pStyle w:val="Heading3"/>
+      </w:pPr>
+      <w:r>
+        <w:rPr>
+          <w:rFonts w:ascii="Microsoft JhengHei" w:cs="Microsoft JhengHei" w:eastAsia="Microsoft JhengHei" w:hAnsi="Microsoft JhengHei"/>
+        </w:rPr>
+        <w:t xml:space="preserve">C.5 評核期間日常</w:t>
+      </w:r>
+    </w:p>
+    <w:p>
+      <w:pPr>
+        <w:pStyle w:val="ListParagraph"/>
+        <w:numPr>
+          <w:ilvl w:val="0"/>
+          <w:numId w:val="2"/>
+        </w:numPr>
+      </w:pPr>
+      <w:r>
+        <w:rPr>
+          <w:rFonts w:ascii="Microsoft JhengHei" w:cs="Microsoft JhengHei" w:eastAsia="Microsoft JhengHei" w:hAnsi="Microsoft JhengHei"/>
+          <w:b/>
+          <w:bCs/>
+        </w:rPr>
+        <w:t xml:space="preserve">員工填完自評</w:t>
+      </w:r>
+      <w:r>
+        <w:rPr>
+          <w:rFonts w:ascii="Microsoft JhengHei" w:cs="Microsoft JhengHei" w:eastAsia="Microsoft JhengHei" w:hAnsi="Microsoft JhengHei"/>
+        </w:rPr>
+        <w:t xml:space="preserve"> → 系統自動通知主管「輪到你了」</w:t>
+      </w:r>
+    </w:p>
+    <w:p>
+      <w:pPr>
+        <w:pStyle w:val="ListParagraph"/>
+        <w:numPr>
+          <w:ilvl w:val="0"/>
+          <w:numId w:val="2"/>
+        </w:numPr>
+      </w:pPr>
+      <w:r>
+        <w:rPr>
+          <w:rFonts w:ascii="Microsoft JhengHei" w:cs="Microsoft JhengHei" w:eastAsia="Microsoft JhengHei" w:hAnsi="Microsoft JhengHei"/>
+          <w:b/>
+          <w:bCs/>
+        </w:rPr>
+        <w:t xml:space="preserve">主管填完評核</w:t>
+      </w:r>
+      <w:r>
+        <w:rPr>
+          <w:rFonts w:ascii="Microsoft JhengHei" w:cs="Microsoft JhengHei" w:eastAsia="Microsoft JhengHei" w:hAnsi="Microsoft JhengHei"/>
+        </w:rPr>
+        <w:t xml:space="preserve"> → 系統</w:t>
+      </w:r>
+      <w:r>
+        <w:rPr>
+          <w:rFonts w:ascii="Microsoft JhengHei" w:cs="Microsoft JhengHei" w:eastAsia="Microsoft JhengHei" w:hAnsi="Microsoft JhengHei"/>
+          <w:b/>
+          <w:bCs/>
+        </w:rPr>
+        <w:t xml:space="preserve">不會</w:t>
+      </w:r>
+      <w:r>
+        <w:rPr>
+          <w:rFonts w:ascii="Microsoft JhengHei" w:cs="Microsoft JhengHei" w:eastAsia="Microsoft JhengHei" w:hAnsi="Microsoft JhengHei"/>
+        </w:rPr>
+        <w:t xml:space="preserve">自動通知執行長(規格 §3.4):秘書要人工聯繫老闆</w:t>
+      </w:r>
+    </w:p>
+    <w:p>
+      <w:pPr>
+        <w:pStyle w:val="ListParagraph"/>
+        <w:numPr>
+          <w:ilvl w:val="0"/>
+          <w:numId w:val="2"/>
+        </w:numPr>
+      </w:pPr>
+      <w:r>
+        <w:rPr>
+          <w:rFonts w:ascii="Microsoft JhengHei" w:cs="Microsoft JhengHei" w:eastAsia="Microsoft JhengHei" w:hAnsi="Microsoft JhengHei"/>
+          <w:b/>
+          <w:bCs/>
+        </w:rPr>
+        <w:t xml:space="preserve">截止前 2~3 天</w:t>
+      </w:r>
+      <w:r>
+        <w:rPr>
+          <w:rFonts w:ascii="Microsoft JhengHei" w:cs="Microsoft JhengHei" w:eastAsia="Microsoft JhengHei" w:hAnsi="Microsoft JhengHei"/>
+        </w:rPr>
+        <w:t xml:space="preserve"> → 秘書進 </w:t>
+      </w:r>
+      <w:r>
+        <w:rPr>
+          <w:rFonts w:ascii="Consolas" w:cs="Consolas" w:eastAsia="Consolas" w:hAnsi="Consolas"/>
+          <w:sz w:val="20"/>
+          <w:szCs w:val="20"/>
+          <w:shd w:fill="F4F4F5" w:val="clear"/>
+        </w:rPr>
+        <w:t xml:space="preserve">/admin/evaluations</w:t>
+      </w:r>
+      <w:r>
+        <w:rPr>
+          <w:rFonts w:ascii="Microsoft JhengHei" w:cs="Microsoft JhengHei" w:eastAsia="Microsoft JhengHei" w:hAnsi="Microsoft JhengHei"/>
+        </w:rPr>
+        <w:t xml:space="preserve"> 看誰還沒填,可以「一鍵催繳全員(不含執行長)」或「單獨提醒某人」</w:t>
+      </w:r>
+    </w:p>
+    <w:p>
+      <w:pPr>
+        <w:pStyle w:val="Heading3"/>
+      </w:pPr>
+      <w:r>
+        <w:rPr>
+          <w:rFonts w:ascii="Microsoft JhengHei" w:cs="Microsoft JhengHei" w:eastAsia="Microsoft JhengHei" w:hAnsi="Microsoft JhengHei"/>
+        </w:rPr>
+        <w:t xml:space="preserve">C.6 月底截止</w:t>
+      </w:r>
+    </w:p>
+    <w:p>
+      <w:pPr>
+        <w:spacing w:after="120"/>
+      </w:pPr>
+      <w:r>
+        <w:rPr>
+          <w:rFonts w:ascii="Microsoft JhengHei" w:cs="Microsoft JhengHei" w:eastAsia="Microsoft JhengHei" w:hAnsi="Microsoft JhengHei"/>
+        </w:rPr>
+        <w:t xml:space="preserve">截止時間一到,系統自動把本月評核期關閉 + 把沒填的標成「逾期未填」。秘書不用做任何事。</w:t>
+      </w:r>
+    </w:p>
+    <w:p>
+      <w:pPr>
+        <w:pStyle w:val="Heading3"/>
+      </w:pPr>
+      <w:r>
+        <w:rPr>
+          <w:rFonts w:ascii="Microsoft JhengHei" w:cs="Microsoft JhengHei" w:eastAsia="Microsoft JhengHei" w:hAnsi="Microsoft JhengHei"/>
+        </w:rPr>
+        <w:t xml:space="preserve">C.7 季度結算</w:t>
+      </w:r>
+    </w:p>
+    <w:p>
+      <w:pPr>
+        <w:spacing w:after="120"/>
+      </w:pPr>
+      <w:r>
+        <w:rPr>
+          <w:rFonts w:ascii="Microsoft JhengHei" w:cs="Microsoft JhengHei" w:eastAsia="Microsoft JhengHei" w:hAnsi="Microsoft JhengHei"/>
+        </w:rPr>
+        <w:t xml:space="preserve">每季末月(3 / 6 / 9 / 12 月)底,進 </w:t>
+      </w:r>
+      <w:r>
+        <w:rPr>
+          <w:rFonts w:ascii="Consolas" w:cs="Consolas" w:eastAsia="Consolas" w:hAnsi="Consolas"/>
+          <w:sz w:val="20"/>
+          <w:szCs w:val="20"/>
+          <w:shd w:fill="F4F4F5" w:val="clear"/>
+        </w:rPr>
+        <w:t xml:space="preserve">/admin/reports/[年]/[季度]</w:t>
+      </w:r>
+      <w:r>
+        <w:rPr>
+          <w:rFonts w:ascii="Microsoft JhengHei" w:cs="Microsoft JhengHei" w:eastAsia="Microsoft JhengHei" w:hAnsi="Microsoft JhengHei"/>
+        </w:rPr>
+        <w:t xml:space="preserve">:</w:t>
+      </w:r>
+    </w:p>
+    <w:p>
+      <w:pPr>
+        <w:pStyle w:val="ListParagraph"/>
+        <w:numPr>
+          <w:ilvl w:val="0"/>
+          <w:numId w:val="2"/>
+        </w:numPr>
+      </w:pPr>
+      <w:r>
+        <w:rPr>
+          <w:rFonts w:ascii="Microsoft JhengHei" w:cs="Microsoft JhengHei" w:eastAsia="Microsoft JhengHei" w:hAnsi="Microsoft JhengHei"/>
+        </w:rPr>
+        <w:t xml:space="preserve">看主表 + 每位員工的詳細頁</w:t>
+      </w:r>
+    </w:p>
+    <w:p>
+      <w:pPr>
+        <w:pStyle w:val="ListParagraph"/>
+        <w:numPr>
+          <w:ilvl w:val="0"/>
+          <w:numId w:val="2"/>
+        </w:numPr>
+      </w:pPr>
+      <w:r>
+        <w:rPr>
+          <w:rFonts w:ascii="Microsoft JhengHei" w:cs="Microsoft JhengHei" w:eastAsia="Microsoft JhengHei" w:hAnsi="Microsoft JhengHei"/>
+        </w:rPr>
+        <w:t xml:space="preserve">下載 CSV → 交給薪資作業 / 老闆檢視</w:t>
       </w:r>
     </w:p>
     <w:p>
